--- a/backend/data/sample_brds/BRD_Multi_Change.docx
+++ b/backend/data/sample_brds/BRD_Multi_Change.docx
@@ -94,16 +94,16 @@
     </w:p>
     <w:p>
       <w:r>
-        <w:t>For applications from Tier 3 cities, apply the following additional restrictions:</w:t>
+        <w:t>For applications from Tier 3 (Small MSA / Rural) markets, apply the following additional restrictions:</w:t>
         <w:br/>
-        <w:t>• Maximum loan amount capped at ₹5,00,000</w:t>
+        <w:t>• Maximum loan amount capped at $20,000</w:t>
         <w:br/>
         <w:t>• Minimum employment tenure increased to 24 months (from 12)</w:t>
         <w:br/>
         <w:t>• Minimum bureau score increased to 720 (from 680)</w:t>
         <w:br/>
         <w:br/>
-        <w:t>These restrictions aim to address the 22% higher default rate observed in Tier 3 city applications.</w:t>
+        <w:t>These restrictions aim to address the 22% higher default rate observed in Tier 3 market applications.</w:t>
       </w:r>
     </w:p>
     <w:p>
@@ -116,7 +116,7 @@
     </w:p>
     <w:p>
       <w:r>
-        <w:t>Introduce a net monthly surplus floor of ₹10,000 for all applications. Applicants whose calculated net monthly surplus (income minus all obligations) falls below ₹10,000 should be rejected regardless of other criteria.</w:t>
+        <w:t>Introduce a net monthly surplus floor of $1,500 for all applications. Applicants whose calculated net monthly surplus (income minus all obligations) falls below $1,500 should be rejected regardless of other criteria.</w:t>
         <w:br/>
         <w:br/>
         <w:t>Additionally, applicants with a transaction volatility index above 0.75 should be flagged for enhanced due diligence.</w:t>
@@ -127,12 +127,12 @@
         <w:pStyle w:val="Heading1"/>
       </w:pPr>
       <w:r>
-        <w:t>Change 6: EMI Bounce Protection</w:t>
+        <w:t>Change 6: Payment Return Protection</w:t>
       </w:r>
     </w:p>
     <w:p>
       <w:r>
-        <w:t>Applicants with more than 2 loan repayment bounces in the last 12 months should be auto-rejected. Those with exactly 1-2 bounces should have their eligible amount reduced by 25%.</w:t>
+        <w:t>Applicants with more than 2 loan repayment bounces in the last 12 months should be auto-rejected. Those with exactly 1-2 returns should have their eligible amount reduced by 25%.</w:t>
         <w:br/>
         <w:br/>
         <w:t>Condition 1: loan_repayment_bounces_12m &gt; 2 → REJECT</w:t>
